--- a/6. Project Documentation/Final Project Documentation.docx
+++ b/6. Project Documentation/Final Project Documentation.docx
@@ -103,7 +103,7 @@
           <w:sz w:val="24"/>
           <w:szCs w:val="24"/>
         </w:rPr>
-        <w:t xml:space="preserve">SWTID-2026-8273</w:t>
+        <w:t xml:space="preserve">SWUID2026286057</w:t>
       </w:r>
     </w:p>
     <w:p>
@@ -4401,7 +4401,7 @@
         <w:sz w:val="18"/>
         <w:szCs w:val="18"/>
       </w:rPr>
-      <w:t xml:space="preserve">SWTID-2026-8273  |  Page </w:t>
+      <w:t xml:space="preserve">SWUID2026286057  |  Page </w:t>
     </w:r>
     <w:r>
       <w:rPr>
